--- a/worksheets/NW_L05_InsideTheInternet_Worksheet.docx
+++ b/worksheets/NW_L05_InsideTheInternet_Worksheet.docx
@@ -5061,7 +5061,17 @@
                 <w:sz w:val="21"/>
                 <w:szCs w:val="21"/>
               </w:rPr>
-              <w:t xml:space="preserve">a)  Describe what the internet is.  </w:t>
+              <w:t xml:space="preserve">a)  </w:t>
+            </w:r>
+            <w:r>
+              <w:rPr>
+                <w:rFonts w:ascii="Arial" w:cs="Arial" w:eastAsia="Arial" w:hAnsi="Arial"/>
+                <w:b/>
+                <w:bCs/>
+                <w:sz w:val="21"/>
+                <w:szCs w:val="21"/>
+              </w:rPr>
+              <w:t xml:space="preserve">Describe what the internet is.  </w:t>
             </w:r>
             <w:r>
               <w:rPr>
@@ -5176,7 +5186,17 @@
                 <w:sz w:val="21"/>
                 <w:szCs w:val="21"/>
               </w:rPr>
-              <w:t xml:space="preserve">b)  Explain the steps DNS goes through when a browser looks up a web address.  </w:t>
+              <w:t xml:space="preserve">b)  </w:t>
+            </w:r>
+            <w:r>
+              <w:rPr>
+                <w:rFonts w:ascii="Arial" w:cs="Arial" w:eastAsia="Arial" w:hAnsi="Arial"/>
+                <w:b/>
+                <w:bCs/>
+                <w:sz w:val="21"/>
+                <w:szCs w:val="21"/>
+              </w:rPr>
+              <w:t xml:space="preserve">Explain the steps DNS goes through when a browser looks up a web address.  </w:t>
             </w:r>
             <w:r>
               <w:rPr>
@@ -5365,7 +5385,17 @@
                 <w:sz w:val="21"/>
                 <w:szCs w:val="21"/>
               </w:rPr>
-              <w:t xml:space="preserve">c)  A school is considering moving its files to the cloud. Discuss the benefits and the risks.  </w:t>
+              <w:t xml:space="preserve">c)  </w:t>
+            </w:r>
+            <w:r>
+              <w:rPr>
+                <w:rFonts w:ascii="Arial" w:cs="Arial" w:eastAsia="Arial" w:hAnsi="Arial"/>
+                <w:b/>
+                <w:bCs/>
+                <w:sz w:val="21"/>
+                <w:szCs w:val="21"/>
+              </w:rPr>
+              <w:t xml:space="preserve">A school is considering moving its files to the cloud. Discuss the benefits and the risks.  </w:t>
             </w:r>
             <w:r>
               <w:rPr>
